--- a/products-storage/04-polnyy-komplekt-pto/01-30-bazovye-pakety/02-dopraboty-bez-poter/01-prikaz-na-dopobem.docx
+++ b/products-storage/04-polnyy-komplekt-pto/01-30-bazovye-pakety/02-dopraboty-bez-poter/01-prikaz-na-dopobem.docx
@@ -5,238 +5,876 @@
     <w:p>
       <w:pPr>
         <w:pStyle w:val="Title"/>
+        <w:jc w:val="left"/>
       </w:pPr>
       <w:r>
-        <w:rPr>
-          <w:b/>
-        </w:rPr>
-        <w:t>Приказ / письменное указание на дополнительный объём</w:t>
+        <w:t>Письменное поручение на дополнительные работы</w:t>
       </w:r>
     </w:p>
     <w:p>
       <w:r>
-        <w:rPr>
-          <w:i/>
-          <w:color w:val="E85D22"/>
-        </w:rPr>
-        <w:t>Заполните поля в квадратных скобках и удалите подсказки перед отправкой.</w:t>
+        <w:t>Оформите поручение до начала соответствующих работ. Укажите только работы за пределами исходного объёма; решение подписывают уполномоченные представители сторон с привязкой к договору и приложениям.</w:t>
       </w:r>
     </w:p>
     <w:p>
       <w:pPr>
         <w:pStyle w:val="Heading1"/>
+        <w:keepNext/>
+        <w:pageBreakBefore w:val="0"/>
       </w:pPr>
       <w:r>
-        <w:t>Поручение</w:t>
-      </w:r>
-    </w:p>
-    <w:p>
-      <w:pPr>
-        <w:pStyle w:val="ListBullet"/>
-      </w:pPr>
-      <w:r>
-        <w:t>Уполномоченное лицо поручает выполнить: [___]</w:t>
-      </w:r>
-    </w:p>
-    <w:p>
-      <w:pPr>
-        <w:pStyle w:val="ListBullet"/>
-      </w:pPr>
-      <w:r>
-        <w:t>Объект, участок и границы: [___]</w:t>
-      </w:r>
-    </w:p>
-    <w:p>
-      <w:pPr>
-        <w:pStyle w:val="Heading1"/>
-      </w:pPr>
-      <w:r>
-        <w:t>Условия</w:t>
-      </w:r>
-    </w:p>
-    <w:p>
-      <w:pPr>
-        <w:pStyle w:val="ListBullet"/>
-      </w:pPr>
-      <w:r>
-        <w:t>Объём: [___]</w:t>
-      </w:r>
-    </w:p>
-    <w:p>
-      <w:pPr>
-        <w:pStyle w:val="ListBullet"/>
-      </w:pPr>
-      <w:r>
-        <w:t>Срок: [___]</w:t>
-      </w:r>
-    </w:p>
-    <w:p>
-      <w:pPr>
-        <w:pStyle w:val="ListBullet"/>
-      </w:pPr>
-      <w:r>
-        <w:t>Стоимость/порядок расчёта: [___]</w:t>
-      </w:r>
-    </w:p>
-    <w:p>
-      <w:pPr>
-        <w:pStyle w:val="ListBullet"/>
-      </w:pPr>
-      <w:r>
-        <w:t>Порядок приёмки: [___]</w:t>
-      </w:r>
-    </w:p>
-    <w:p>
-      <w:pPr>
-        <w:pStyle w:val="Heading1"/>
-      </w:pPr>
-      <w:r>
-        <w:t>Контроль перед использованием</w:t>
+        <w:t>Реквизиты</w:t>
       </w:r>
     </w:p>
     <w:tbl>
       <w:tblPr>
+        <w:tblStyle w:val="TableGrid"/>
         <w:tblW w:type="auto" w:w="0"/>
         <w:jc w:val="center"/>
         <w:tblLayout w:type="fixed"/>
         <w:tblLook w:firstColumn="1" w:firstRow="1" w:lastColumn="0" w:lastRow="0" w:noHBand="0" w:noVBand="1" w:val="04A0"/>
       </w:tblPr>
       <w:tblGrid>
-        <w:gridCol w:w="1800"/>
-        <w:gridCol w:w="7560"/>
+        <w:gridCol w:w="2268"/>
+        <w:gridCol w:w="7427"/>
       </w:tblGrid>
       <w:tr>
+        <w:trPr>
+          <w:cantSplit/>
+        </w:trPr>
         <w:tc>
           <w:tcPr>
-            <w:tcW w:type="dxa" w:w="4680"/>
-            <w:shd w:fill="E9E5DC"/>
+            <w:tcW w:type="dxa" w:w="2268"/>
             <w:vAlign w:val="center"/>
+            <w:shd w:fill="F3F0E8"/>
           </w:tcPr>
           <w:p>
+            <w:pPr>
+              <w:spacing w:after="0"/>
+            </w:pPr>
+            <w:r/>
             <w:r>
-              <w:t>Статус</w:t>
+              <w:rPr>
+                <w:b/>
+                <w:color w:val="262F37"/>
+                <w:sz w:val="18"/>
+              </w:rPr>
+              <w:t>Документ</w:t>
             </w:r>
           </w:p>
         </w:tc>
         <w:tc>
           <w:tcPr>
-            <w:tcW w:type="dxa" w:w="4680"/>
-            <w:shd w:fill="E9E5DC"/>
+            <w:tcW w:type="dxa" w:w="7427"/>
             <w:vAlign w:val="center"/>
           </w:tcPr>
           <w:p>
+            <w:pPr>
+              <w:spacing w:after="0"/>
+            </w:pPr>
+            <w:r/>
             <w:r>
-              <w:t>Проверка</w:t>
+              <w:rPr>
+                <w:b w:val="0"/>
+                <w:color w:val="262F37"/>
+                <w:sz w:val="18"/>
+              </w:rPr>
+              <w:t>Поручение № [___] от [___]; место [___]</w:t>
             </w:r>
           </w:p>
         </w:tc>
       </w:tr>
       <w:tr>
+        <w:trPr>
+          <w:cantSplit/>
+        </w:trPr>
         <w:tc>
           <w:tcPr>
-            <w:tcW w:type="dxa" w:w="1800"/>
+            <w:tcW w:type="dxa" w:w="2268"/>
+            <w:vAlign w:val="center"/>
+            <w:shd w:fill="F3F0E8"/>
           </w:tcPr>
           <w:p>
+            <w:pPr>
+              <w:spacing w:after="0"/>
+            </w:pPr>
+            <w:r/>
             <w:r>
-              <w:t>☐</w:t>
+              <w:rPr>
+                <w:b/>
+                <w:color w:val="262F37"/>
+                <w:sz w:val="18"/>
+              </w:rPr>
+              <w:t>Договор</w:t>
             </w:r>
           </w:p>
         </w:tc>
         <w:tc>
           <w:tcPr>
-            <w:tcW w:type="dxa" w:w="7560"/>
+            <w:tcW w:type="dxa" w:w="7427"/>
+            <w:vAlign w:val="center"/>
           </w:tcPr>
           <w:p>
+            <w:pPr>
+              <w:spacing w:after="0"/>
+            </w:pPr>
+            <w:r/>
             <w:r>
-              <w:t>Сверено с договором и приложениями</w:t>
+              <w:rPr>
+                <w:b w:val="0"/>
+                <w:color w:val="262F37"/>
+                <w:sz w:val="18"/>
+              </w:rPr>
+              <w:t>Договор подряда № [___] от [___]; исходное приложение / смета [___]</w:t>
             </w:r>
           </w:p>
         </w:tc>
       </w:tr>
       <w:tr>
+        <w:trPr>
+          <w:cantSplit/>
+        </w:trPr>
         <w:tc>
           <w:tcPr>
-            <w:tcW w:type="dxa" w:w="1800"/>
+            <w:tcW w:type="dxa" w:w="2268"/>
+            <w:vAlign w:val="center"/>
+            <w:shd w:fill="F3F0E8"/>
           </w:tcPr>
           <w:p>
+            <w:pPr>
+              <w:spacing w:after="0"/>
+            </w:pPr>
+            <w:r/>
             <w:r>
-              <w:t>☐</w:t>
+              <w:rPr>
+                <w:b/>
+                <w:color w:val="262F37"/>
+                <w:sz w:val="18"/>
+              </w:rPr>
+              <w:t>Объект</w:t>
             </w:r>
           </w:p>
         </w:tc>
         <w:tc>
           <w:tcPr>
-            <w:tcW w:type="dxa" w:w="7560"/>
+            <w:tcW w:type="dxa" w:w="7427"/>
+            <w:vAlign w:val="center"/>
           </w:tcPr>
           <w:p>
+            <w:pPr>
+              <w:spacing w:after="0"/>
+            </w:pPr>
+            <w:r/>
             <w:r>
-              <w:t>Проверены полномочия подписанта и адресат</w:t>
+              <w:rPr>
+                <w:b w:val="0"/>
+                <w:color w:val="262F37"/>
+                <w:sz w:val="18"/>
+              </w:rPr>
+              <w:t>Наименование, адрес, участок или захватка [___]</w:t>
             </w:r>
           </w:p>
         </w:tc>
       </w:tr>
       <w:tr>
+        <w:trPr>
+          <w:cantSplit/>
+        </w:trPr>
         <w:tc>
           <w:tcPr>
-            <w:tcW w:type="dxa" w:w="1800"/>
+            <w:tcW w:type="dxa" w:w="2268"/>
+            <w:vAlign w:val="center"/>
+            <w:shd w:fill="F3F0E8"/>
           </w:tcPr>
           <w:p>
+            <w:pPr>
+              <w:spacing w:after="0"/>
+            </w:pPr>
+            <w:r/>
             <w:r>
-              <w:t>☐</w:t>
+              <w:rPr>
+                <w:b/>
+                <w:color w:val="262F37"/>
+                <w:sz w:val="18"/>
+              </w:rPr>
+              <w:t>Подрядчик</w:t>
             </w:r>
           </w:p>
         </w:tc>
         <w:tc>
           <w:tcPr>
-            <w:tcW w:type="dxa" w:w="7560"/>
+            <w:tcW w:type="dxa" w:w="7427"/>
+            <w:vAlign w:val="center"/>
           </w:tcPr>
           <w:p>
+            <w:pPr>
+              <w:spacing w:after="0"/>
+            </w:pPr>
+            <w:r/>
             <w:r>
-              <w:t>Приложения названы и приложены</w:t>
+              <w:rPr>
+                <w:b w:val="0"/>
+                <w:color w:val="262F37"/>
+                <w:sz w:val="18"/>
+              </w:rPr>
+              <w:t>Полное наименование, ИНН, адрес [___]</w:t>
             </w:r>
           </w:p>
         </w:tc>
       </w:tr>
       <w:tr>
+        <w:trPr>
+          <w:cantSplit/>
+        </w:trPr>
         <w:tc>
           <w:tcPr>
-            <w:tcW w:type="dxa" w:w="1800"/>
+            <w:tcW w:type="dxa" w:w="2268"/>
+            <w:vAlign w:val="center"/>
+            <w:shd w:fill="F3F0E8"/>
           </w:tcPr>
           <w:p>
+            <w:pPr>
+              <w:spacing w:after="0"/>
+            </w:pPr>
+            <w:r/>
             <w:r>
-              <w:t>☐</w:t>
+              <w:rPr>
+                <w:b/>
+                <w:color w:val="262F37"/>
+                <w:sz w:val="18"/>
+              </w:rPr>
+              <w:t>Заказчик</w:t>
             </w:r>
           </w:p>
         </w:tc>
         <w:tc>
           <w:tcPr>
-            <w:tcW w:type="dxa" w:w="7560"/>
+            <w:tcW w:type="dxa" w:w="7427"/>
+            <w:vAlign w:val="center"/>
           </w:tcPr>
           <w:p>
+            <w:pPr>
+              <w:spacing w:after="0"/>
+            </w:pPr>
+            <w:r/>
             <w:r>
-              <w:t>Зафиксирован доказуемый канал отправки</w:t>
+              <w:rPr>
+                <w:b w:val="0"/>
+                <w:color w:val="262F37"/>
+                <w:sz w:val="18"/>
+              </w:rPr>
+              <w:t>Полное наименование, ИНН, адрес [___]</w:t>
+            </w:r>
+          </w:p>
+        </w:tc>
+      </w:tr>
+    </w:tbl>
+    <w:p>
+      <w:pPr>
+        <w:pStyle w:val="Heading1"/>
+        <w:keepNext/>
+        <w:pageBreakBefore w:val="0"/>
+      </w:pPr>
+      <w:r>
+        <w:t>Инициатор и основание</w:t>
+      </w:r>
+    </w:p>
+    <w:tbl>
+      <w:tblPr>
+        <w:tblStyle w:val="TableGrid"/>
+        <w:tblW w:type="auto" w:w="0"/>
+        <w:jc w:val="center"/>
+        <w:tblLayout w:type="fixed"/>
+        <w:tblLook w:firstColumn="1" w:firstRow="1" w:lastColumn="0" w:lastRow="0" w:noHBand="0" w:noVBand="1" w:val="04A0"/>
+      </w:tblPr>
+      <w:tblGrid>
+        <w:gridCol w:w="2268"/>
+        <w:gridCol w:w="7427"/>
+      </w:tblGrid>
+      <w:tr>
+        <w:trPr>
+          <w:cantSplit/>
+        </w:trPr>
+        <w:tc>
+          <w:tcPr>
+            <w:tcW w:type="dxa" w:w="2268"/>
+            <w:vAlign w:val="center"/>
+            <w:shd w:fill="F3F0E8"/>
+          </w:tcPr>
+          <w:p>
+            <w:pPr>
+              <w:spacing w:after="0"/>
+            </w:pPr>
+            <w:r/>
+            <w:r>
+              <w:rPr>
+                <w:b/>
+                <w:color w:val="262F37"/>
+                <w:sz w:val="18"/>
+              </w:rPr>
+              <w:t>Инициатор</w:t>
+            </w:r>
+          </w:p>
+        </w:tc>
+        <w:tc>
+          <w:tcPr>
+            <w:tcW w:type="dxa" w:w="7427"/>
+            <w:vAlign w:val="center"/>
+          </w:tcPr>
+          <w:p>
+            <w:pPr>
+              <w:spacing w:after="0"/>
+            </w:pPr>
+            <w:r/>
+            <w:r>
+              <w:rPr>
+                <w:b w:val="0"/>
+                <w:color w:val="262F37"/>
+                <w:sz w:val="18"/>
+              </w:rPr>
+              <w:t>Ф. И. О., должность, организация, документ о полномочиях [___]</w:t>
             </w:r>
           </w:p>
         </w:tc>
       </w:tr>
       <w:tr>
+        <w:trPr>
+          <w:cantSplit/>
+        </w:trPr>
         <w:tc>
           <w:tcPr>
-            <w:tcW w:type="dxa" w:w="1800"/>
+            <w:tcW w:type="dxa" w:w="2268"/>
+            <w:vAlign w:val="center"/>
+            <w:shd w:fill="F3F0E8"/>
           </w:tcPr>
           <w:p>
+            <w:pPr>
+              <w:spacing w:after="0"/>
+            </w:pPr>
+            <w:r/>
             <w:r>
-              <w:t>☐</w:t>
+              <w:rPr>
+                <w:b/>
+                <w:color w:val="262F37"/>
+                <w:sz w:val="18"/>
+              </w:rPr>
+              <w:t>Основание</w:t>
             </w:r>
           </w:p>
         </w:tc>
         <w:tc>
           <w:tcPr>
-            <w:tcW w:type="dxa" w:w="7560"/>
+            <w:tcW w:type="dxa" w:w="7427"/>
+            <w:vAlign w:val="center"/>
           </w:tcPr>
           <w:p>
+            <w:pPr>
+              <w:spacing w:after="0"/>
+            </w:pPr>
+            <w:r/>
             <w:r>
-              <w:t>Юридически значимые формулировки проверены специалистом под объект</w:t>
+              <w:rPr>
+                <w:b w:val="0"/>
+                <w:color w:val="262F37"/>
+                <w:sz w:val="18"/>
+              </w:rPr>
+              <w:t>Письмо / указание / протокол № [___] от [___]; изменяемый чертёж или ведомость [___]</w:t>
+            </w:r>
+          </w:p>
+        </w:tc>
+      </w:tr>
+      <w:tr>
+        <w:trPr>
+          <w:cantSplit/>
+        </w:trPr>
+        <w:tc>
+          <w:tcPr>
+            <w:tcW w:type="dxa" w:w="2268"/>
+            <w:vAlign w:val="center"/>
+            <w:shd w:fill="F3F0E8"/>
+          </w:tcPr>
+          <w:p>
+            <w:pPr>
+              <w:spacing w:after="0"/>
+            </w:pPr>
+            <w:r/>
+            <w:r>
+              <w:rPr>
+                <w:b/>
+                <w:color w:val="262F37"/>
+                <w:sz w:val="18"/>
+              </w:rPr>
+              <w:t>Отличие</w:t>
+            </w:r>
+          </w:p>
+        </w:tc>
+        <w:tc>
+          <w:tcPr>
+            <w:tcW w:type="dxa" w:w="7427"/>
+            <w:vAlign w:val="center"/>
+          </w:tcPr>
+          <w:p>
+            <w:pPr>
+              <w:spacing w:after="0"/>
+            </w:pPr>
+            <w:r/>
+            <w:r>
+              <w:rPr>
+                <w:b w:val="0"/>
+                <w:color w:val="262F37"/>
+                <w:sz w:val="18"/>
+              </w:rPr>
+              <w:t>Что отсутствует в договорном объёме и почему требуется отдельно [___]</w:t>
+            </w:r>
+          </w:p>
+        </w:tc>
+      </w:tr>
+    </w:tbl>
+    <w:p>
+      <w:pPr>
+        <w:pStyle w:val="Heading1"/>
+        <w:keepNext/>
+        <w:pageBreakBefore w:val="0"/>
+      </w:pPr>
+      <w:r>
+        <w:t>Состав поручения</w:t>
+      </w:r>
+    </w:p>
+    <w:tbl>
+      <w:tblPr>
+        <w:tblStyle w:val="TableGrid"/>
+        <w:tblW w:type="auto" w:w="0"/>
+        <w:tblLayout w:type="fixed"/>
+        <w:tblLook w:firstColumn="1" w:firstRow="1" w:lastColumn="0" w:lastRow="0" w:noHBand="0" w:noVBand="1" w:val="04A0"/>
+      </w:tblPr>
+      <w:tblGrid>
+        <w:gridCol w:w="1973"/>
+        <w:gridCol w:w="1973"/>
+        <w:gridCol w:w="1973"/>
+        <w:gridCol w:w="1973"/>
+        <w:gridCol w:w="1973"/>
+      </w:tblGrid>
+      <w:tr>
+        <w:trPr>
+          <w:cantSplit/>
+        </w:trPr>
+        <w:tc>
+          <w:tcPr>
+            <w:tcW w:type="dxa" w:w="1973"/>
+            <w:vAlign w:val="center"/>
+            <w:shd w:fill="F3F0E8"/>
+          </w:tcPr>
+          <w:p>
+            <w:pPr>
+              <w:spacing w:after="0"/>
+            </w:pPr>
+            <w:r/>
+            <w:r>
+              <w:rPr>
+                <w:b/>
+                <w:color w:val="262F37"/>
+                <w:sz w:val="18"/>
+              </w:rPr>
+              <w:t>№</w:t>
+            </w:r>
+          </w:p>
+        </w:tc>
+        <w:tc>
+          <w:tcPr>
+            <w:tcW w:type="dxa" w:w="1973"/>
+            <w:vAlign w:val="center"/>
+            <w:shd w:fill="F3F0E8"/>
+          </w:tcPr>
+          <w:p>
+            <w:pPr>
+              <w:spacing w:after="0"/>
+            </w:pPr>
+            <w:r/>
+            <w:r>
+              <w:rPr>
+                <w:b/>
+                <w:color w:val="262F37"/>
+                <w:sz w:val="18"/>
+              </w:rPr>
+              <w:t>Работа и точное место</w:t>
+            </w:r>
+          </w:p>
+        </w:tc>
+        <w:tc>
+          <w:tcPr>
+            <w:tcW w:type="dxa" w:w="1973"/>
+            <w:vAlign w:val="center"/>
+            <w:shd w:fill="F3F0E8"/>
+          </w:tcPr>
+          <w:p>
+            <w:pPr>
+              <w:spacing w:after="0"/>
+            </w:pPr>
+            <w:r/>
+            <w:r>
+              <w:rPr>
+                <w:b/>
+                <w:color w:val="262F37"/>
+                <w:sz w:val="18"/>
+              </w:rPr>
+              <w:t>Доп. объём и ед.</w:t>
+            </w:r>
+          </w:p>
+        </w:tc>
+        <w:tc>
+          <w:tcPr>
+            <w:tcW w:type="dxa" w:w="1973"/>
+            <w:vAlign w:val="center"/>
+            <w:shd w:fill="F3F0E8"/>
+          </w:tcPr>
+          <w:p>
+            <w:pPr>
+              <w:spacing w:after="0"/>
+            </w:pPr>
+            <w:r/>
+            <w:r>
+              <w:rPr>
+                <w:b/>
+                <w:color w:val="262F37"/>
+                <w:sz w:val="18"/>
+              </w:rPr>
+              <w:t>Исходный документ</w:t>
+            </w:r>
+          </w:p>
+        </w:tc>
+        <w:tc>
+          <w:tcPr>
+            <w:tcW w:type="dxa" w:w="1973"/>
+            <w:vAlign w:val="center"/>
+            <w:shd w:fill="F3F0E8"/>
+          </w:tcPr>
+          <w:p>
+            <w:pPr>
+              <w:spacing w:after="0"/>
+            </w:pPr>
+            <w:r/>
+            <w:r>
+              <w:rPr>
+                <w:b/>
+                <w:color w:val="262F37"/>
+                <w:sz w:val="18"/>
+              </w:rPr>
+              <w:t>Подтверждение</w:t>
+            </w:r>
+          </w:p>
+        </w:tc>
+      </w:tr>
+      <w:tr>
+        <w:trPr>
+          <w:cantSplit/>
+        </w:trPr>
+        <w:tc>
+          <w:tcPr>
+            <w:tcW w:type="dxa" w:w="1973"/>
+            <w:vAlign w:val="center"/>
+          </w:tcPr>
+          <w:p>
+            <w:pPr>
+              <w:spacing w:after="0"/>
+            </w:pPr>
+            <w:r/>
+            <w:r>
+              <w:rPr>
+                <w:b w:val="0"/>
+                <w:color w:val="262F37"/>
+                <w:sz w:val="18"/>
+              </w:rPr>
+              <w:t>1</w:t>
+            </w:r>
+          </w:p>
+        </w:tc>
+        <w:tc>
+          <w:tcPr>
+            <w:tcW w:type="dxa" w:w="1973"/>
+            <w:vAlign w:val="center"/>
+          </w:tcPr>
+          <w:p>
+            <w:pPr>
+              <w:spacing w:after="0"/>
+            </w:pPr>
+            <w:r/>
+            <w:r>
+              <w:rPr>
+                <w:b w:val="0"/>
+                <w:color w:val="262F37"/>
+                <w:sz w:val="18"/>
+              </w:rPr>
+              <w:t>[___]</w:t>
+            </w:r>
+          </w:p>
+        </w:tc>
+        <w:tc>
+          <w:tcPr>
+            <w:tcW w:type="dxa" w:w="1973"/>
+            <w:vAlign w:val="center"/>
+          </w:tcPr>
+          <w:p>
+            <w:pPr>
+              <w:spacing w:after="0"/>
+            </w:pPr>
+            <w:r/>
+            <w:r>
+              <w:rPr>
+                <w:b w:val="0"/>
+                <w:color w:val="262F37"/>
+                <w:sz w:val="18"/>
+              </w:rPr>
+              <w:t>[___]</w:t>
+            </w:r>
+          </w:p>
+        </w:tc>
+        <w:tc>
+          <w:tcPr>
+            <w:tcW w:type="dxa" w:w="1973"/>
+            <w:vAlign w:val="center"/>
+          </w:tcPr>
+          <w:p>
+            <w:pPr>
+              <w:spacing w:after="0"/>
+            </w:pPr>
+            <w:r/>
+            <w:r>
+              <w:rPr>
+                <w:b w:val="0"/>
+                <w:color w:val="262F37"/>
+                <w:sz w:val="18"/>
+              </w:rPr>
+              <w:t>[___]</w:t>
+            </w:r>
+          </w:p>
+        </w:tc>
+        <w:tc>
+          <w:tcPr>
+            <w:tcW w:type="dxa" w:w="1973"/>
+            <w:vAlign w:val="center"/>
+          </w:tcPr>
+          <w:p>
+            <w:pPr>
+              <w:spacing w:after="0"/>
+            </w:pPr>
+            <w:r/>
+            <w:r>
+              <w:rPr>
+                <w:b w:val="0"/>
+                <w:color w:val="262F37"/>
+                <w:sz w:val="18"/>
+              </w:rPr>
+              <w:t>[___]</w:t>
+            </w:r>
+          </w:p>
+        </w:tc>
+      </w:tr>
+      <w:tr>
+        <w:trPr>
+          <w:cantSplit/>
+        </w:trPr>
+        <w:tc>
+          <w:tcPr>
+            <w:tcW w:type="dxa" w:w="1973"/>
+            <w:vAlign w:val="center"/>
+          </w:tcPr>
+          <w:p>
+            <w:pPr>
+              <w:spacing w:after="0"/>
+            </w:pPr>
+            <w:r/>
+            <w:r>
+              <w:rPr>
+                <w:b w:val="0"/>
+                <w:color w:val="262F37"/>
+                <w:sz w:val="18"/>
+              </w:rPr>
+              <w:t>2</w:t>
+            </w:r>
+          </w:p>
+        </w:tc>
+        <w:tc>
+          <w:tcPr>
+            <w:tcW w:type="dxa" w:w="1973"/>
+            <w:vAlign w:val="center"/>
+          </w:tcPr>
+          <w:p>
+            <w:pPr>
+              <w:spacing w:after="0"/>
+            </w:pPr>
+            <w:r/>
+            <w:r>
+              <w:rPr>
+                <w:b w:val="0"/>
+                <w:color w:val="262F37"/>
+                <w:sz w:val="18"/>
+              </w:rPr>
+              <w:t>[___]</w:t>
+            </w:r>
+          </w:p>
+        </w:tc>
+        <w:tc>
+          <w:tcPr>
+            <w:tcW w:type="dxa" w:w="1973"/>
+            <w:vAlign w:val="center"/>
+          </w:tcPr>
+          <w:p>
+            <w:pPr>
+              <w:spacing w:after="0"/>
+            </w:pPr>
+            <w:r/>
+            <w:r>
+              <w:rPr>
+                <w:b w:val="0"/>
+                <w:color w:val="262F37"/>
+                <w:sz w:val="18"/>
+              </w:rPr>
+              <w:t>[___]</w:t>
+            </w:r>
+          </w:p>
+        </w:tc>
+        <w:tc>
+          <w:tcPr>
+            <w:tcW w:type="dxa" w:w="1973"/>
+            <w:vAlign w:val="center"/>
+          </w:tcPr>
+          <w:p>
+            <w:pPr>
+              <w:spacing w:after="0"/>
+            </w:pPr>
+            <w:r/>
+            <w:r>
+              <w:rPr>
+                <w:b w:val="0"/>
+                <w:color w:val="262F37"/>
+                <w:sz w:val="18"/>
+              </w:rPr>
+              <w:t>[___]</w:t>
+            </w:r>
+          </w:p>
+        </w:tc>
+        <w:tc>
+          <w:tcPr>
+            <w:tcW w:type="dxa" w:w="1973"/>
+            <w:vAlign w:val="center"/>
+          </w:tcPr>
+          <w:p>
+            <w:pPr>
+              <w:spacing w:after="0"/>
+            </w:pPr>
+            <w:r/>
+            <w:r>
+              <w:rPr>
+                <w:b w:val="0"/>
+                <w:color w:val="262F37"/>
+                <w:sz w:val="18"/>
+              </w:rPr>
+              <w:t>[___]</w:t>
+            </w:r>
+          </w:p>
+        </w:tc>
+      </w:tr>
+      <w:tr>
+        <w:trPr>
+          <w:cantSplit/>
+        </w:trPr>
+        <w:tc>
+          <w:tcPr>
+            <w:tcW w:type="dxa" w:w="1973"/>
+            <w:vAlign w:val="center"/>
+          </w:tcPr>
+          <w:p>
+            <w:pPr>
+              <w:spacing w:after="0"/>
+            </w:pPr>
+            <w:r/>
+            <w:r>
+              <w:rPr>
+                <w:b w:val="0"/>
+                <w:color w:val="262F37"/>
+                <w:sz w:val="18"/>
+              </w:rPr>
+              <w:t>3</w:t>
+            </w:r>
+          </w:p>
+        </w:tc>
+        <w:tc>
+          <w:tcPr>
+            <w:tcW w:type="dxa" w:w="1973"/>
+            <w:vAlign w:val="center"/>
+          </w:tcPr>
+          <w:p>
+            <w:pPr>
+              <w:spacing w:after="0"/>
+            </w:pPr>
+            <w:r/>
+            <w:r>
+              <w:rPr>
+                <w:b w:val="0"/>
+                <w:color w:val="262F37"/>
+                <w:sz w:val="18"/>
+              </w:rPr>
+              <w:t>[___]</w:t>
+            </w:r>
+          </w:p>
+        </w:tc>
+        <w:tc>
+          <w:tcPr>
+            <w:tcW w:type="dxa" w:w="1973"/>
+            <w:vAlign w:val="center"/>
+          </w:tcPr>
+          <w:p>
+            <w:pPr>
+              <w:spacing w:after="0"/>
+            </w:pPr>
+            <w:r/>
+            <w:r>
+              <w:rPr>
+                <w:b w:val="0"/>
+                <w:color w:val="262F37"/>
+                <w:sz w:val="18"/>
+              </w:rPr>
+              <w:t>[___]</w:t>
+            </w:r>
+          </w:p>
+        </w:tc>
+        <w:tc>
+          <w:tcPr>
+            <w:tcW w:type="dxa" w:w="1973"/>
+            <w:vAlign w:val="center"/>
+          </w:tcPr>
+          <w:p>
+            <w:pPr>
+              <w:spacing w:after="0"/>
+            </w:pPr>
+            <w:r/>
+            <w:r>
+              <w:rPr>
+                <w:b w:val="0"/>
+                <w:color w:val="262F37"/>
+                <w:sz w:val="18"/>
+              </w:rPr>
+              <w:t>[___]</w:t>
+            </w:r>
+          </w:p>
+        </w:tc>
+        <w:tc>
+          <w:tcPr>
+            <w:tcW w:type="dxa" w:w="1973"/>
+            <w:vAlign w:val="center"/>
+          </w:tcPr>
+          <w:p>
+            <w:pPr>
+              <w:spacing w:after="0"/>
+            </w:pPr>
+            <w:r/>
+            <w:r>
+              <w:rPr>
+                <w:b w:val="0"/>
+                <w:color w:val="262F37"/>
+                <w:sz w:val="18"/>
+              </w:rPr>
+              <w:t>[___]</w:t>
             </w:r>
           </w:p>
         </w:tc>
@@ -244,56 +882,583 @@
     </w:tbl>
     <w:p>
       <w:r>
-        <w:t>Важно: шаблон не заменяет анализ договора, проектной документации и обстоятельств конкретного объекта.</w:t>
+        <w:t>Позиции и границы также зафиксированы в форме 02 № [___] от [___]. При необходимости приложите схему с отметкой зоны и измеряемых объёмов.</w:t>
       </w:r>
     </w:p>
+    <w:p>
+      <w:pPr>
+        <w:pStyle w:val="Heading1"/>
+        <w:keepNext/>
+        <w:pageBreakBefore w:val="0"/>
+      </w:pPr>
+      <w:r>
+        <w:t>Условия и приложения</w:t>
+      </w:r>
+    </w:p>
+    <w:tbl>
+      <w:tblPr>
+        <w:tblStyle w:val="TableGrid"/>
+        <w:tblW w:type="auto" w:w="0"/>
+        <w:jc w:val="center"/>
+        <w:tblLayout w:type="fixed"/>
+        <w:tblLook w:firstColumn="1" w:firstRow="1" w:lastColumn="0" w:lastRow="0" w:noHBand="0" w:noVBand="1" w:val="04A0"/>
+      </w:tblPr>
+      <w:tblGrid>
+        <w:gridCol w:w="2268"/>
+        <w:gridCol w:w="7427"/>
+      </w:tblGrid>
+      <w:tr>
+        <w:trPr>
+          <w:cantSplit/>
+        </w:trPr>
+        <w:tc>
+          <w:tcPr>
+            <w:tcW w:type="dxa" w:w="2268"/>
+            <w:vAlign w:val="center"/>
+            <w:shd w:fill="F3F0E8"/>
+          </w:tcPr>
+          <w:p>
+            <w:pPr>
+              <w:spacing w:after="0"/>
+            </w:pPr>
+            <w:r/>
+            <w:r>
+              <w:rPr>
+                <w:b/>
+                <w:color w:val="262F37"/>
+                <w:sz w:val="18"/>
+              </w:rPr>
+              <w:t>Начало</w:t>
+            </w:r>
+          </w:p>
+        </w:tc>
+        <w:tc>
+          <w:tcPr>
+            <w:tcW w:type="dxa" w:w="7427"/>
+            <w:vAlign w:val="center"/>
+          </w:tcPr>
+          <w:p>
+            <w:pPr>
+              <w:spacing w:after="0"/>
+            </w:pPr>
+            <w:r/>
+            <w:r>
+              <w:rPr>
+                <w:b w:val="0"/>
+                <w:color w:val="262F37"/>
+                <w:sz w:val="18"/>
+              </w:rPr>
+              <w:t>Планируемая дата [___]; условие начала по договору / соглашению [___]</w:t>
+            </w:r>
+          </w:p>
+        </w:tc>
+      </w:tr>
+      <w:tr>
+        <w:trPr>
+          <w:cantSplit/>
+        </w:trPr>
+        <w:tc>
+          <w:tcPr>
+            <w:tcW w:type="dxa" w:w="2268"/>
+            <w:vAlign w:val="center"/>
+            <w:shd w:fill="F3F0E8"/>
+          </w:tcPr>
+          <w:p>
+            <w:pPr>
+              <w:spacing w:after="0"/>
+            </w:pPr>
+            <w:r/>
+            <w:r>
+              <w:rPr>
+                <w:b/>
+                <w:color w:val="262F37"/>
+                <w:sz w:val="18"/>
+              </w:rPr>
+              <w:t>Стоимость</w:t>
+            </w:r>
+          </w:p>
+        </w:tc>
+        <w:tc>
+          <w:tcPr>
+            <w:tcW w:type="dxa" w:w="7427"/>
+            <w:vAlign w:val="center"/>
+          </w:tcPr>
+          <w:p>
+            <w:pPr>
+              <w:spacing w:after="0"/>
+            </w:pPr>
+            <w:r/>
+            <w:r>
+              <w:rPr>
+                <w:b w:val="0"/>
+                <w:color w:val="262F37"/>
+                <w:sz w:val="18"/>
+              </w:rPr>
+              <w:t>Расчёт 07 № [___] от [___]; соглашение 11 № [___] от [___]</w:t>
+            </w:r>
+          </w:p>
+        </w:tc>
+      </w:tr>
+      <w:tr>
+        <w:trPr>
+          <w:cantSplit/>
+        </w:trPr>
+        <w:tc>
+          <w:tcPr>
+            <w:tcW w:type="dxa" w:w="2268"/>
+            <w:vAlign w:val="center"/>
+            <w:shd w:fill="F3F0E8"/>
+          </w:tcPr>
+          <w:p>
+            <w:pPr>
+              <w:spacing w:after="0"/>
+            </w:pPr>
+            <w:r/>
+            <w:r>
+              <w:rPr>
+                <w:b/>
+                <w:color w:val="262F37"/>
+                <w:sz w:val="18"/>
+              </w:rPr>
+              <w:t>Срок</w:t>
+            </w:r>
+          </w:p>
+        </w:tc>
+        <w:tc>
+          <w:tcPr>
+            <w:tcW w:type="dxa" w:w="7427"/>
+            <w:vAlign w:val="center"/>
+          </w:tcPr>
+          <w:p>
+            <w:pPr>
+              <w:spacing w:after="0"/>
+            </w:pPr>
+            <w:r/>
+            <w:r>
+              <w:rPr>
+                <w:b w:val="0"/>
+                <w:color w:val="262F37"/>
+                <w:sz w:val="18"/>
+              </w:rPr>
+              <w:t>Влияние на этапы [___]; обоснование 05 № [___] от [___]; соглашение 12 № [___] от [___]</w:t>
+            </w:r>
+          </w:p>
+        </w:tc>
+      </w:tr>
+      <w:tr>
+        <w:trPr>
+          <w:cantSplit/>
+        </w:trPr>
+        <w:tc>
+          <w:tcPr>
+            <w:tcW w:type="dxa" w:w="2268"/>
+            <w:vAlign w:val="center"/>
+            <w:shd w:fill="F3F0E8"/>
+          </w:tcPr>
+          <w:p>
+            <w:pPr>
+              <w:spacing w:after="0"/>
+            </w:pPr>
+            <w:r/>
+            <w:r>
+              <w:rPr>
+                <w:b/>
+                <w:color w:val="262F37"/>
+                <w:sz w:val="18"/>
+              </w:rPr>
+              <w:t>Приёмка</w:t>
+            </w:r>
+          </w:p>
+        </w:tc>
+        <w:tc>
+          <w:tcPr>
+            <w:tcW w:type="dxa" w:w="7427"/>
+            <w:vAlign w:val="center"/>
+          </w:tcPr>
+          <w:p>
+            <w:pPr>
+              <w:spacing w:after="0"/>
+            </w:pPr>
+            <w:r/>
+            <w:r>
+              <w:rPr>
+                <w:b w:val="0"/>
+                <w:color w:val="262F37"/>
+                <w:sz w:val="18"/>
+              </w:rPr>
+              <w:t>Документы и критерии по договору [___], включая скрываемые работы [___]</w:t>
+            </w:r>
+          </w:p>
+        </w:tc>
+      </w:tr>
+      <w:tr>
+        <w:trPr>
+          <w:cantSplit/>
+        </w:trPr>
+        <w:tc>
+          <w:tcPr>
+            <w:tcW w:type="dxa" w:w="2268"/>
+            <w:vAlign w:val="center"/>
+            <w:shd w:fill="F3F0E8"/>
+          </w:tcPr>
+          <w:p>
+            <w:pPr>
+              <w:spacing w:after="0"/>
+            </w:pPr>
+            <w:r/>
+            <w:r>
+              <w:rPr>
+                <w:b/>
+                <w:color w:val="262F37"/>
+                <w:sz w:val="18"/>
+              </w:rPr>
+              <w:t>Приложения</w:t>
+            </w:r>
+          </w:p>
+        </w:tc>
+        <w:tc>
+          <w:tcPr>
+            <w:tcW w:type="dxa" w:w="7427"/>
+            <w:vAlign w:val="center"/>
+          </w:tcPr>
+          <w:p>
+            <w:pPr>
+              <w:spacing w:after="0"/>
+            </w:pPr>
+            <w:r/>
+            <w:r>
+              <w:rPr>
+                <w:b w:val="0"/>
+                <w:color w:val="262F37"/>
+                <w:sz w:val="18"/>
+              </w:rPr>
+              <w:t>Схема / ведомость / фото / расчёт: наименование, № и дата [___]</w:t>
+            </w:r>
+          </w:p>
+        </w:tc>
+      </w:tr>
+    </w:tbl>
+    <w:p>
+      <w:r>
+        <w:t>Если цена, срок или другие условия договора меняются, оформите соответствующее соглашение сторон. Поручение фиксирует задание и его источник. Ссылки на соглашения 11 и 12 укажите, только если они подписаны до подписания поручения. Подписанное поручение позднее не дополняйте: ссылку на него внесите в соглашение 11 и журнал 08.</w:t>
+      </w:r>
+    </w:p>
+    <w:p>
+      <w:pPr>
+        <w:pStyle w:val="Heading1"/>
+        <w:keepNext/>
+        <w:pageBreakBefore w:val="0"/>
+      </w:pPr>
+      <w:r>
+        <w:t>Направление и подписи</w:t>
+      </w:r>
+    </w:p>
+    <w:tbl>
+      <w:tblPr>
+        <w:tblStyle w:val="TableGrid"/>
+        <w:tblW w:type="auto" w:w="0"/>
+        <w:jc w:val="center"/>
+        <w:tblLayout w:type="fixed"/>
+        <w:tblLook w:firstColumn="1" w:firstRow="1" w:lastColumn="0" w:lastRow="0" w:noHBand="0" w:noVBand="1" w:val="04A0"/>
+      </w:tblPr>
+      <w:tblGrid>
+        <w:gridCol w:w="2268"/>
+        <w:gridCol w:w="7427"/>
+      </w:tblGrid>
+      <w:tr>
+        <w:trPr>
+          <w:cantSplit/>
+        </w:trPr>
+        <w:tc>
+          <w:tcPr>
+            <w:tcW w:type="dxa" w:w="2268"/>
+            <w:vAlign w:val="center"/>
+            <w:shd w:fill="F3F0E8"/>
+          </w:tcPr>
+          <w:p>
+            <w:pPr>
+              <w:spacing w:after="0"/>
+            </w:pPr>
+            <w:r/>
+            <w:r>
+              <w:rPr>
+                <w:b/>
+                <w:color w:val="262F37"/>
+                <w:sz w:val="18"/>
+              </w:rPr>
+              <w:t>Передача</w:t>
+            </w:r>
+          </w:p>
+        </w:tc>
+        <w:tc>
+          <w:tcPr>
+            <w:tcW w:type="dxa" w:w="7427"/>
+            <w:vAlign w:val="center"/>
+          </w:tcPr>
+          <w:p>
+            <w:pPr>
+              <w:spacing w:after="0"/>
+            </w:pPr>
+            <w:r/>
+            <w:r>
+              <w:rPr>
+                <w:b w:val="0"/>
+                <w:color w:val="262F37"/>
+                <w:sz w:val="18"/>
+              </w:rPr>
+              <w:t>Канал [___], адресат [___], дата [___], подтверждение доставки [___]</w:t>
+            </w:r>
+          </w:p>
+        </w:tc>
+      </w:tr>
+      <w:tr>
+        <w:trPr>
+          <w:cantSplit/>
+        </w:trPr>
+        <w:tc>
+          <w:tcPr>
+            <w:tcW w:type="dxa" w:w="2268"/>
+            <w:vAlign w:val="center"/>
+            <w:shd w:fill="F3F0E8"/>
+          </w:tcPr>
+          <w:p>
+            <w:pPr>
+              <w:spacing w:after="0"/>
+            </w:pPr>
+            <w:r/>
+            <w:r>
+              <w:rPr>
+                <w:b/>
+                <w:color w:val="262F37"/>
+                <w:sz w:val="18"/>
+              </w:rPr>
+              <w:t>Ответ</w:t>
+            </w:r>
+          </w:p>
+        </w:tc>
+        <w:tc>
+          <w:tcPr>
+            <w:tcW w:type="dxa" w:w="7427"/>
+            <w:vAlign w:val="center"/>
+          </w:tcPr>
+          <w:p>
+            <w:pPr>
+              <w:spacing w:after="0"/>
+            </w:pPr>
+            <w:r/>
+            <w:r>
+              <w:rPr>
+                <w:b w:val="0"/>
+                <w:color w:val="262F37"/>
+                <w:sz w:val="18"/>
+              </w:rPr>
+              <w:t>Дата [___], входящий № / письмо [___], приложен к делу объекта [___]</w:t>
+            </w:r>
+          </w:p>
+        </w:tc>
+      </w:tr>
+    </w:tbl>
+    <w:tbl>
+      <w:tblPr>
+        <w:tblStyle w:val="TableGrid"/>
+        <w:tblW w:type="auto" w:w="0"/>
+        <w:tblLook w:firstColumn="1" w:firstRow="1" w:lastColumn="0" w:lastRow="0" w:noHBand="0" w:noVBand="1" w:val="04A0"/>
+      </w:tblPr>
+      <w:tblGrid>
+        <w:gridCol w:w="4933"/>
+        <w:gridCol w:w="4933"/>
+      </w:tblGrid>
+      <w:tr>
+        <w:trPr>
+          <w:cantSplit/>
+        </w:trPr>
+        <w:tc>
+          <w:tcPr>
+            <w:tcW w:type="dxa" w:w="4933"/>
+            <w:vAlign w:val="center"/>
+            <w:shd w:fill="F3F0E8"/>
+          </w:tcPr>
+          <w:p>
+            <w:pPr>
+              <w:spacing w:after="0"/>
+            </w:pPr>
+            <w:r/>
+            <w:r>
+              <w:rPr>
+                <w:b/>
+                <w:color w:val="262F37"/>
+                <w:sz w:val="18"/>
+              </w:rPr>
+              <w:t>Подрядчик</w:t>
+            </w:r>
+          </w:p>
+        </w:tc>
+        <w:tc>
+          <w:tcPr>
+            <w:tcW w:type="dxa" w:w="4933"/>
+            <w:vAlign w:val="center"/>
+            <w:shd w:fill="F3F0E8"/>
+          </w:tcPr>
+          <w:p>
+            <w:pPr>
+              <w:spacing w:after="0"/>
+            </w:pPr>
+            <w:r/>
+            <w:r>
+              <w:rPr>
+                <w:b/>
+                <w:color w:val="262F37"/>
+                <w:sz w:val="18"/>
+              </w:rPr>
+              <w:t>Заказчик</w:t>
+            </w:r>
+          </w:p>
+        </w:tc>
+      </w:tr>
+      <w:tr>
+        <w:trPr>
+          <w:cantSplit/>
+        </w:trPr>
+        <w:tc>
+          <w:tcPr>
+            <w:tcW w:type="dxa" w:w="4933"/>
+            <w:vAlign w:val="center"/>
+          </w:tcPr>
+          <w:p>
+            <w:pPr>
+              <w:spacing w:after="0"/>
+            </w:pPr>
+            <w:r/>
+            <w:r>
+              <w:rPr>
+                <w:b w:val="0"/>
+                <w:color w:val="262F37"/>
+                <w:sz w:val="18"/>
+              </w:rPr>
+              <w:t>Должность, Ф. И. О. [___]</w:t>
+            </w:r>
+          </w:p>
+        </w:tc>
+        <w:tc>
+          <w:tcPr>
+            <w:tcW w:type="dxa" w:w="4933"/>
+            <w:vAlign w:val="center"/>
+          </w:tcPr>
+          <w:p>
+            <w:pPr>
+              <w:spacing w:after="0"/>
+            </w:pPr>
+            <w:r/>
+            <w:r>
+              <w:rPr>
+                <w:b w:val="0"/>
+                <w:color w:val="262F37"/>
+                <w:sz w:val="18"/>
+              </w:rPr>
+              <w:t>Должность, Ф. И. О. [___]</w:t>
+            </w:r>
+          </w:p>
+        </w:tc>
+      </w:tr>
+      <w:tr>
+        <w:trPr>
+          <w:cantSplit/>
+        </w:trPr>
+        <w:tc>
+          <w:tcPr>
+            <w:tcW w:type="dxa" w:w="4933"/>
+            <w:vAlign w:val="center"/>
+          </w:tcPr>
+          <w:p>
+            <w:pPr>
+              <w:spacing w:after="0"/>
+            </w:pPr>
+            <w:r/>
+            <w:r>
+              <w:rPr>
+                <w:b w:val="0"/>
+                <w:color w:val="262F37"/>
+                <w:sz w:val="18"/>
+              </w:rPr>
+              <w:t>Основание полномочий [___]</w:t>
+            </w:r>
+          </w:p>
+        </w:tc>
+        <w:tc>
+          <w:tcPr>
+            <w:tcW w:type="dxa" w:w="4933"/>
+            <w:vAlign w:val="center"/>
+          </w:tcPr>
+          <w:p>
+            <w:pPr>
+              <w:spacing w:after="0"/>
+            </w:pPr>
+            <w:r/>
+            <w:r>
+              <w:rPr>
+                <w:b w:val="0"/>
+                <w:color w:val="262F37"/>
+                <w:sz w:val="18"/>
+              </w:rPr>
+              <w:t>Основание полномочий [___]</w:t>
+            </w:r>
+          </w:p>
+        </w:tc>
+      </w:tr>
+      <w:tr>
+        <w:trPr>
+          <w:cantSplit/>
+        </w:trPr>
+        <w:tc>
+          <w:tcPr>
+            <w:tcW w:type="dxa" w:w="4933"/>
+            <w:vAlign w:val="center"/>
+          </w:tcPr>
+          <w:p>
+            <w:pPr>
+              <w:spacing w:after="0"/>
+            </w:pPr>
+            <w:r/>
+            <w:r>
+              <w:rPr>
+                <w:b w:val="0"/>
+                <w:color w:val="262F37"/>
+                <w:sz w:val="18"/>
+              </w:rPr>
+              <w:t>Подпись [___]  Дата [___]</w:t>
+            </w:r>
+          </w:p>
+        </w:tc>
+        <w:tc>
+          <w:tcPr>
+            <w:tcW w:type="dxa" w:w="4933"/>
+            <w:vAlign w:val="center"/>
+          </w:tcPr>
+          <w:p>
+            <w:pPr>
+              <w:spacing w:after="0"/>
+            </w:pPr>
+            <w:r/>
+            <w:r>
+              <w:rPr>
+                <w:b w:val="0"/>
+                <w:color w:val="262F37"/>
+                <w:sz w:val="18"/>
+              </w:rPr>
+              <w:t>Подпись [___]  Дата [___]</w:t>
+            </w:r>
+          </w:p>
+        </w:tc>
+      </w:tr>
+    </w:tbl>
     <w:sectPr>
-      <w:headerReference w:type="default" r:id="rId9"/>
-      <w:footerReference w:type="default" r:id="rId10"/>
-      <w:pgSz w:w="12240" w:h="15840"/>
-      <w:pgMar w:top="1440" w:right="1440" w:bottom="1440" w:left="1440" w:header="708" w:footer="708" w:gutter="0"/>
+      <w:pgSz w:w="11906" w:h="16838"/>
+      <w:pgMar w:top="964" w:right="1020" w:bottom="964" w:left="1020" w:header="720" w:footer="720" w:gutter="0"/>
       <w:cols w:space="720"/>
       <w:docGrid w:linePitch="360"/>
     </w:sectPr>
   </w:body>
 </w:document>
-</file>
-
-<file path=word/footer1.xml><?xml version="1.0" encoding="utf-8"?>
-<w:ftr xmlns:m="http://schemas.openxmlformats.org/officeDocument/2006/math" xmlns:mc="http://schemas.openxmlformats.org/markup-compatibility/2006" xmlns:mo="http://schemas.microsoft.com/office/mac/office/2008/main" xmlns:mv="urn:schemas-microsoft-com:mac:vml" xmlns:o="urn:schemas-microsoft-com:office:office" xmlns:r="http://schemas.openxmlformats.org/officeDocument/2006/relationships" xmlns:v="urn:schemas-microsoft-com:vml" xmlns:w10="urn:schemas-microsoft-com:office:word" xmlns:w14="http://schemas.microsoft.com/office/word/2010/wordml" xmlns:w="http://schemas.openxmlformats.org/wordprocessingml/2006/main" xmlns:wne="http://schemas.microsoft.com/office/word/2006/wordml" xmlns:wp14="http://schemas.microsoft.com/office/word/2010/wordprocessingDrawing" xmlns:wp="http://schemas.openxmlformats.org/drawingml/2006/wordprocessingDrawing" xmlns:wpc="http://schemas.microsoft.com/office/word/2010/wordprocessingCanvas" xmlns:wpg="http://schemas.microsoft.com/office/word/2010/wordprocessingGroup" xmlns:wpi="http://schemas.microsoft.com/office/word/2010/wordprocessingInk" xmlns:wps="http://schemas.microsoft.com/office/word/2010/wordprocessingShape" mc:Ignorable="w14 wp14">
-  <w:p>
-    <w:pPr>
-      <w:pStyle w:val="Footer"/>
-      <w:jc w:val="center"/>
-    </w:pPr>
-    <w:r>
-      <w:rPr>
-        <w:rFonts w:ascii="Arial" w:hAnsi="Arial"/>
-        <w:color w:val="787878"/>
-        <w:sz w:val="16"/>
-      </w:rPr>
-      <w:t>Приказ / письменное указание на дополнительный объём  •  версия 21.07.2026  •  marzhavbetone.ru</w:t>
-    </w:r>
-  </w:p>
-</w:ftr>
-</file>
-
-<file path=word/header1.xml><?xml version="1.0" encoding="utf-8"?>
-<w:hdr xmlns:m="http://schemas.openxmlformats.org/officeDocument/2006/math" xmlns:mc="http://schemas.openxmlformats.org/markup-compatibility/2006" xmlns:mo="http://schemas.microsoft.com/office/mac/office/2008/main" xmlns:mv="urn:schemas-microsoft-com:mac:vml" xmlns:o="urn:schemas-microsoft-com:office:office" xmlns:r="http://schemas.openxmlformats.org/officeDocument/2006/relationships" xmlns:v="urn:schemas-microsoft-com:vml" xmlns:w10="urn:schemas-microsoft-com:office:word" xmlns:w14="http://schemas.microsoft.com/office/word/2010/wordml" xmlns:w="http://schemas.openxmlformats.org/wordprocessingml/2006/main" xmlns:wne="http://schemas.microsoft.com/office/word/2006/wordml" xmlns:wp14="http://schemas.microsoft.com/office/word/2010/wordprocessingDrawing" xmlns:wp="http://schemas.openxmlformats.org/drawingml/2006/wordprocessingDrawing" xmlns:wpc="http://schemas.microsoft.com/office/word/2010/wordprocessingCanvas" xmlns:wpg="http://schemas.microsoft.com/office/word/2010/wordprocessingGroup" xmlns:wpi="http://schemas.microsoft.com/office/word/2010/wordprocessingInk" xmlns:wps="http://schemas.microsoft.com/office/word/2010/wordprocessingShape" mc:Ignorable="w14 wp14">
-  <w:p>
-    <w:pPr>
-      <w:pStyle w:val="Header"/>
-    </w:pPr>
-    <w:r>
-      <w:rPr>
-        <w:rFonts w:ascii="Arial" w:hAnsi="Arial"/>
-        <w:color w:val="646464"/>
-        <w:sz w:val="16"/>
-      </w:rPr>
-      <w:t>МАРЖА В БЕТОНЕ  /  РАБОЧИЙ ШАБЛОН</w:t>
-    </w:r>
-  </w:p>
-</w:hdr>
 </file>
 
 <file path=word/numbering.xml><?xml version="1.0" encoding="utf-8"?>
@@ -660,11 +1825,12 @@
     <w:qFormat/>
     <w:rsid w:val="00FC693F"/>
     <w:pPr>
-      <w:spacing w:after="120" w:line="300" w:lineRule="auto"/>
+      <w:spacing w:after="100"/>
     </w:pPr>
     <w:rPr>
-      <w:rFonts w:ascii="Arial" w:hAnsi="Arial"/>
-      <w:sz w:val="22"/>
+      <w:rFonts w:ascii="Times New Roman" w:hAnsi="Times New Roman"/>
+      <w:color w:val="262F37"/>
+      <w:sz w:val="21"/>
     </w:rPr>
   </w:style>
   <w:style w:type="paragraph" w:styleId="Header">
@@ -722,15 +1888,15 @@
     <w:pPr>
       <w:keepNext/>
       <w:keepLines/>
-      <w:spacing w:before="360" w:after="200"/>
+      <w:spacing w:before="180" w:after="100"/>
       <w:outlineLvl w:val="0"/>
     </w:pPr>
     <w:rPr>
-      <w:rFonts w:asciiTheme="majorHAnsi" w:eastAsiaTheme="majorEastAsia" w:hAnsiTheme="majorHAnsi" w:cstheme="majorBidi" w:ascii="Arial" w:hAnsi="Arial"/>
+      <w:rFonts w:asciiTheme="majorHAnsi" w:eastAsiaTheme="majorEastAsia" w:hAnsiTheme="majorHAnsi" w:cstheme="majorBidi" w:ascii="Times New Roman" w:hAnsi="Times New Roman"/>
       <w:b/>
       <w:bCs/>
-      <w:color w:val="2E74B5"/>
-      <w:sz w:val="32"/>
+      <w:color w:val="8E6F32"/>
+      <w:sz w:val="24"/>
       <w:szCs w:val="28"/>
     </w:rPr>
   </w:style>
@@ -746,14 +1912,14 @@
     <w:pPr>
       <w:keepNext/>
       <w:keepLines/>
-      <w:spacing w:before="280" w:after="140"/>
+      <w:spacing w:before="200" w:after="0"/>
       <w:outlineLvl w:val="1"/>
     </w:pPr>
     <w:rPr>
-      <w:rFonts w:asciiTheme="majorHAnsi" w:eastAsiaTheme="majorEastAsia" w:hAnsiTheme="majorHAnsi" w:cstheme="majorBidi" w:ascii="Arial" w:hAnsi="Arial"/>
+      <w:rFonts w:asciiTheme="majorHAnsi" w:eastAsiaTheme="majorEastAsia" w:hAnsiTheme="majorHAnsi" w:cstheme="majorBidi"/>
       <w:b/>
       <w:bCs/>
-      <w:color w:val="2E74B5"/>
+      <w:color w:val="4F81BD" w:themeColor="accent1"/>
       <w:sz w:val="26"/>
       <w:szCs w:val="26"/>
     </w:rPr>
@@ -1008,18 +2174,16 @@
     <w:qFormat/>
     <w:rsid w:val="00FC693F"/>
     <w:pPr>
-      <w:pBdr>
-        <w:bottom w:val="single" w:sz="8" w:space="4" w:color="4F81BD" w:themeColor="accent1"/>
-      </w:pBdr>
-      <w:spacing w:after="240" w:line="240" w:lineRule="auto" w:before="0"/>
+      <w:spacing w:after="180" w:line="240" w:lineRule="auto"/>
       <w:contextualSpacing/>
     </w:pPr>
     <w:rPr>
-      <w:rFonts w:asciiTheme="majorHAnsi" w:eastAsiaTheme="majorEastAsia" w:hAnsiTheme="majorHAnsi" w:cstheme="majorBidi" w:ascii="Arial" w:hAnsi="Arial"/>
-      <w:color w:val="242629"/>
+      <w:rFonts w:asciiTheme="majorHAnsi" w:eastAsiaTheme="majorEastAsia" w:hAnsiTheme="majorHAnsi" w:cstheme="majorBidi" w:ascii="Times New Roman" w:hAnsi="Times New Roman"/>
+      <w:b/>
+      <w:color w:val="000000"/>
       <w:spacing w:val="5"/>
       <w:kern w:val="28"/>
-      <w:sz w:val="50"/>
+      <w:sz w:val="34"/>
       <w:szCs w:val="52"/>
     </w:rPr>
   </w:style>
